--- a/data/ai_paras/AI_para_12.docx
+++ b/data/ai_paras/AI_para_12.docx
@@ -4,7 +4,7 @@
   <w:body>
     <w:p>
       <w:r>
-        <w:t>Reflecting on the concept of help through the lens of mutual liberation provides a transformative perspective for both personal and professional growth. The reflections on Lilla Watson's quote underscore the need for a paradigm shift in social work, advocating for practices that prioritize collective empowerment over traditional hierarchical models. Personal experiences of seeking assistance illustrated the liberating potential of embracing vulnerability and fostering community support, challenging ingrained notions of independence as a solitary endeavor. This journey of introspection and growth highlights the value of adopting anti-oppressive practices and engaging in continuous self-reflection to better serve diverse communities. Ultimately, the commitment to mutual liberation in social work not only enhances the efficacy of interventions but also aligns with broader goals of equity and justice, paving the way for a more inclusive and empowering practice.</w:t>
+        <w:t>Considering a recent experience of seeking assistance, the initial hesitation stemmed from deeply ingrained feelings of vulnerability and pride. These emotions, as noted by anti-racist activists in their pursuit of liberation, reflect an awareness of power dynamics and personal identity within systemic structures (Ref-f355385). Prior to reaching out, there was an internal conflict between the desire for independence and the recognition of the benefits of mutual support. The response to my request, which was met with empathy and understanding, highlighted the potential for empowerment through collaborative interactions. This experience underscored the liberating potential of collective engagement, mirroring the strategies of activists who advocate for shared liberation through critical self-reflection and capacity building within communities (Ref-f355385).</w:t>
       </w:r>
     </w:p>
     <w:sectPr>
